--- a/Assignment 3.docx
+++ b/Assignment 3.docx
@@ -264,11 +264,20 @@
       </w:r>
       <w:r>
         <w:br/>
-        <w:t>name = "Deba Prasad"</w:t>
-      </w:r>
-      <w:r>
-        <w:br/>
-        <w:t>roll = 367</w:t>
+        <w:t>name = "</w:t>
+      </w:r>
+      <w:r>
+        <w:t>Pankaj Kumar Mahto</w:t>
+      </w:r>
+      <w:r>
+        <w:t>"</w:t>
+      </w:r>
+      <w:r>
+        <w:br/>
+        <w:t>roll = 3</w:t>
+      </w:r>
+      <w:r>
+        <w:t>94</w:t>
       </w:r>
       <w:r>
         <w:br/>
@@ -397,11 +406,17 @@
       </w:r>
       <w:r>
         <w:br/>
-        <w:t>your roll is 367</w:t>
-      </w:r>
-      <w:r>
-        <w:br/>
-        <w:t>your name is Deba Prasad</w:t>
+        <w:t>your roll is 3</w:t>
+      </w:r>
+      <w:r>
+        <w:t>94</w:t>
+      </w:r>
+      <w:r>
+        <w:br/>
+        <w:t xml:space="preserve">your name is </w:t>
+      </w:r>
+      <w:r>
+        <w:t>Pankaj Kumar Mahto</w:t>
       </w:r>
       <w:r>
         <w:br/>
@@ -421,7 +436,10 @@
       </w:r>
       <w:r>
         <w:br/>
-        <w:t>367</w:t>
+        <w:t>3</w:t>
+      </w:r>
+      <w:r>
+        <w:t>94</w:t>
       </w:r>
       <w:r>
         <w:br/>
@@ -429,7 +447,9 @@
       </w:r>
       <w:r>
         <w:br/>
-        <w:t>Deba</w:t>
+      </w:r>
+      <w:r>
+        <w:t>Pankaj Kumar Mahto</w:t>
       </w:r>
       <w:r>
         <w:br/>
@@ -441,7 +461,19 @@
       </w:r>
       <w:r>
         <w:br/>
-        <w:t>your roll is 367, name is Deba and age is 20</w:t>
+        <w:t>your roll is 3</w:t>
+      </w:r>
+      <w:r>
+        <w:t>94</w:t>
+      </w:r>
+      <w:r>
+        <w:t xml:space="preserve">, name is </w:t>
+      </w:r>
+      <w:r>
+        <w:t>Pankaj Kumar Mahto</w:t>
+      </w:r>
+      <w:r>
+        <w:t xml:space="preserve"> and age is 20</w:t>
       </w:r>
     </w:p>
     <w:p>
